--- a/applications/govtech/documents/govtech_word.docx
+++ b/applications/govtech/documents/govtech_word.docx
@@ -4,7 +4,7 @@
   <w:body>
     <w:p>
       <w:pPr>
-        <w:spacing w:after="80" w:before="0" w:line="288" w:lineRule="auto"/>
+        <w:spacing w:after="80" w:line="293" w:lineRule="auto"/>
         <w:jc w:val="center"/>
       </w:pPr>
       <w:r>
@@ -20,23 +20,7 @@
     </w:p>
     <w:p>
       <w:pPr>
-        <w:spacing w:after="240" w:before="0" w:line="288" w:lineRule="auto"/>
-        <w:jc w:val="center"/>
-      </w:pPr>
-      <w:r>
-        <w:rPr>
-          <w:rFonts w:ascii="Calibri" w:hAnsi="Calibri" w:eastAsia="Calibri"/>
-          <w:b w:val="0"/>
-          <w:i w:val="0"/>
-          <w:color w:val="3A4A54"/>
-          <w:sz w:val="22"/>
-        </w:rPr>
-        <w:t>Win-Win Application Pack</w:t>
-      </w:r>
-    </w:p>
-    <w:p>
-      <w:pPr>
-        <w:spacing w:after="80" w:before="0" w:line="288" w:lineRule="auto"/>
+        <w:spacing w:after="80" w:line="293" w:lineRule="auto"/>
         <w:jc w:val="center"/>
       </w:pPr>
       <w:r>
@@ -47,12 +31,12 @@
           <w:color w:val="0A1F2E"/>
           <w:sz w:val="44"/>
         </w:rPr>
-        <w:t>District Health Intelligence for Government Partners</w:t>
+        <w:t>GovTech Readiness Brief — District Health Intelligence</w:t>
       </w:r>
     </w:p>
     <w:p>
       <w:pPr>
-        <w:spacing w:after="80" w:before="0" w:line="288" w:lineRule="auto"/>
+        <w:spacing w:after="80" w:line="293" w:lineRule="auto"/>
         <w:jc w:val="center"/>
       </w:pPr>
       <w:r>
@@ -61,14 +45,14 @@
           <w:b/>
           <w:i/>
           <w:color w:val="C45C26"/>
-          <w:sz w:val="24"/>
+          <w:sz w:val="26"/>
         </w:rPr>
-        <w:t>Watching for health / Africa challenges — ready proof-of-concept partner</w:t>
+        <w:t>Monitoring for matching challenges · ready PoC partner when health calls open</w:t>
       </w:r>
     </w:p>
     <w:p>
       <w:pPr>
-        <w:spacing w:after="200" w:before="0" w:line="288" w:lineRule="auto"/>
+        <w:spacing w:after="200" w:line="293" w:lineRule="auto"/>
         <w:jc w:val="center"/>
       </w:pPr>
       <w:r>
@@ -84,13 +68,12 @@
     </w:p>
     <w:p>
       <w:pPr>
-        <w:spacing w:before="80" w:after="40"/>
         <w:jc w:val="center"/>
       </w:pPr>
       <w:r>
         <w:drawing>
           <wp:inline xmlns:a="http://schemas.openxmlformats.org/drawingml/2006/main" xmlns:pic="http://schemas.openxmlformats.org/drawingml/2006/picture">
-            <wp:extent cx="5205224" cy="2926079"/>
+            <wp:extent cx="5530551" cy="3108960"/>
             <wp:docPr id="1" name="Picture 1"/>
             <wp:cNvGraphicFramePr>
               <a:graphicFrameLocks noChangeAspect="1"/>
@@ -111,7 +94,7 @@
                   <pic:spPr>
                     <a:xfrm>
                       <a:off x="0" y="0"/>
-                      <a:ext cx="5205224" cy="2926079"/>
+                      <a:ext cx="5530551" cy="3108960"/>
                     </a:xfrm>
                     <a:prstGeom prst="rect"/>
                   </pic:spPr>
@@ -124,7 +107,7 @@
     </w:p>
     <w:p>
       <w:pPr>
-        <w:spacing w:after="200" w:before="40" w:line="288" w:lineRule="auto"/>
+        <w:spacing w:after="200" w:line="293" w:lineRule="auto"/>
         <w:jc w:val="center"/>
       </w:pPr>
       <w:r>
@@ -135,330 +118,28 @@
           <w:color w:val="3A4A54"/>
           <w:sz w:val="18"/>
         </w:rPr>
-        <w:t>FairBanks Community Reach — Health for All — Obulamu eri Bonna · Afya kwa Wote · Oburamu bwa Boona</w:t>
+        <w:t>Health for All — Obulamu eri Bonna · Afya kwa Wote · Oburamu bwa Boona</w:t>
       </w:r>
     </w:p>
-    <w:tbl>
-      <w:tblPr>
-        <w:tblW w:type="auto" w:w="0"/>
-        <w:jc w:val="center"/>
-        <w:tblLook w:firstColumn="1" w:firstRow="1" w:lastColumn="0" w:lastRow="0" w:noHBand="0" w:noVBand="1" w:val="04A0"/>
-      </w:tblPr>
-      <w:tblGrid>
-        <w:gridCol w:w="4896"/>
-        <w:gridCol w:w="4896"/>
-      </w:tblGrid>
-      <w:tr>
-        <w:tc>
-          <w:tcPr>
-            <w:tcW w:type="dxa" w:w="2304"/>
-            <w:shd w:fill="0D6E6E"/>
-            <w:tcBorders>
-              <w:top w:val="single" w:sz="8" w:color="0D6E6E"/>
-              <w:left w:val="single" w:sz="8" w:color="0D6E6E"/>
-              <w:bottom w:val="single" w:sz="8" w:color="0D6E6E"/>
-              <w:right w:val="single" w:sz="8" w:color="0D6E6E"/>
-            </w:tcBorders>
-          </w:tcPr>
-          <w:p>
-            <w:r/>
-            <w:r>
-              <w:rPr>
-                <w:rFonts w:ascii="Calibri" w:hAnsi="Calibri" w:eastAsia="Calibri"/>
-                <w:b/>
-                <w:i w:val="0"/>
-                <w:color w:val="FFFFFF"/>
-                <w:sz w:val="20"/>
-              </w:rPr>
-              <w:t>Item</w:t>
-            </w:r>
-          </w:p>
-        </w:tc>
-        <w:tc>
-          <w:tcPr>
-            <w:tcW w:type="dxa" w:w="6912"/>
-            <w:shd w:fill="0D6E6E"/>
-            <w:tcBorders>
-              <w:top w:val="single" w:sz="8" w:color="0D6E6E"/>
-              <w:left w:val="single" w:sz="8" w:color="0D6E6E"/>
-              <w:bottom w:val="single" w:sz="8" w:color="0D6E6E"/>
-              <w:right w:val="single" w:sz="8" w:color="0D6E6E"/>
-            </w:tcBorders>
-          </w:tcPr>
-          <w:p>
-            <w:r/>
-            <w:r>
-              <w:rPr>
-                <w:rFonts w:ascii="Calibri" w:hAnsi="Calibri" w:eastAsia="Calibri"/>
-                <w:b/>
-                <w:i w:val="0"/>
-                <w:color w:val="FFFFFF"/>
-                <w:sz w:val="20"/>
-              </w:rPr>
-              <w:t>Detail</w:t>
-            </w:r>
-          </w:p>
-        </w:tc>
-      </w:tr>
-      <w:tr>
-        <w:tc>
-          <w:tcPr>
-            <w:tcW w:type="dxa" w:w="2304"/>
-            <w:tcBorders>
-              <w:top w:val="single" w:sz="8" w:color="D0DCDC"/>
-              <w:left w:val="single" w:sz="8" w:color="D0DCDC"/>
-              <w:bottom w:val="single" w:sz="8" w:color="D0DCDC"/>
-              <w:right w:val="single" w:sz="8" w:color="D0DCDC"/>
-            </w:tcBorders>
-          </w:tcPr>
-          <w:p>
-            <w:r/>
-            <w:r>
-              <w:rPr>
-                <w:rFonts w:ascii="Calibri" w:hAnsi="Calibri" w:eastAsia="Calibri"/>
-                <w:b w:val="0"/>
-                <w:i w:val="0"/>
-                <w:color w:val="1E2F38"/>
-                <w:sz w:val="20"/>
-              </w:rPr>
-              <w:t>Applicant</w:t>
-            </w:r>
-          </w:p>
-        </w:tc>
-        <w:tc>
-          <w:tcPr>
-            <w:tcW w:type="dxa" w:w="6912"/>
-            <w:tcBorders>
-              <w:top w:val="single" w:sz="8" w:color="D0DCDC"/>
-              <w:left w:val="single" w:sz="8" w:color="D0DCDC"/>
-              <w:bottom w:val="single" w:sz="8" w:color="D0DCDC"/>
-              <w:right w:val="single" w:sz="8" w:color="D0DCDC"/>
-            </w:tcBorders>
-          </w:tcPr>
-          <w:p>
-            <w:r/>
-            <w:r>
-              <w:rPr>
-                <w:rFonts w:ascii="Calibri" w:hAnsi="Calibri" w:eastAsia="Calibri"/>
-                <w:b w:val="0"/>
-                <w:i w:val="0"/>
-                <w:color w:val="1E2F38"/>
-                <w:sz w:val="20"/>
-              </w:rPr>
-              <w:t>FairBanks / FCHIP — technology company &amp; health operator, Uganda</w:t>
-            </w:r>
-          </w:p>
-        </w:tc>
-      </w:tr>
-      <w:tr>
-        <w:tc>
-          <w:tcPr>
-            <w:tcW w:type="dxa" w:w="2304"/>
-            <w:shd w:fill="F7F5F0"/>
-            <w:tcBorders>
-              <w:top w:val="single" w:sz="8" w:color="D0DCDC"/>
-              <w:left w:val="single" w:sz="8" w:color="D0DCDC"/>
-              <w:bottom w:val="single" w:sz="8" w:color="D0DCDC"/>
-              <w:right w:val="single" w:sz="8" w:color="D0DCDC"/>
-            </w:tcBorders>
-          </w:tcPr>
-          <w:p>
-            <w:r/>
-            <w:r>
-              <w:rPr>
-                <w:rFonts w:ascii="Calibri" w:hAnsi="Calibri" w:eastAsia="Calibri"/>
-                <w:b w:val="0"/>
-                <w:i w:val="0"/>
-                <w:color w:val="1E2F38"/>
-                <w:sz w:val="20"/>
-              </w:rPr>
-              <w:t>Programme</w:t>
-            </w:r>
-          </w:p>
-        </w:tc>
-        <w:tc>
-          <w:tcPr>
-            <w:tcW w:type="dxa" w:w="6912"/>
-            <w:shd w:fill="F7F5F0"/>
-            <w:tcBorders>
-              <w:top w:val="single" w:sz="8" w:color="D0DCDC"/>
-              <w:left w:val="single" w:sz="8" w:color="D0DCDC"/>
-              <w:bottom w:val="single" w:sz="8" w:color="D0DCDC"/>
-              <w:right w:val="single" w:sz="8" w:color="D0DCDC"/>
-            </w:tcBorders>
-          </w:tcPr>
-          <w:p>
-            <w:r/>
-            <w:r>
-              <w:rPr>
-                <w:rFonts w:ascii="Calibri" w:hAnsi="Calibri" w:eastAsia="Calibri"/>
-                <w:b w:val="0"/>
-                <w:i w:val="0"/>
-                <w:color w:val="1E2F38"/>
-                <w:sz w:val="20"/>
-              </w:rPr>
-              <w:t>World Bank GovTech Innovation Challenge 2026</w:t>
-            </w:r>
-          </w:p>
-        </w:tc>
-      </w:tr>
-      <w:tr>
-        <w:tc>
-          <w:tcPr>
-            <w:tcW w:type="dxa" w:w="2304"/>
-            <w:tcBorders>
-              <w:top w:val="single" w:sz="8" w:color="D0DCDC"/>
-              <w:left w:val="single" w:sz="8" w:color="D0DCDC"/>
-              <w:bottom w:val="single" w:sz="8" w:color="D0DCDC"/>
-              <w:right w:val="single" w:sz="8" w:color="D0DCDC"/>
-            </w:tcBorders>
-          </w:tcPr>
-          <w:p>
-            <w:r/>
-            <w:r>
-              <w:rPr>
-                <w:rFonts w:ascii="Calibri" w:hAnsi="Calibri" w:eastAsia="Calibri"/>
-                <w:b w:val="0"/>
-                <w:i w:val="0"/>
-                <w:color w:val="1E2F38"/>
-                <w:sz w:val="20"/>
-              </w:rPr>
-              <w:t>Deadline</w:t>
-            </w:r>
-          </w:p>
-        </w:tc>
-        <w:tc>
-          <w:tcPr>
-            <w:tcW w:type="dxa" w:w="6912"/>
-            <w:tcBorders>
-              <w:top w:val="single" w:sz="8" w:color="D0DCDC"/>
-              <w:left w:val="single" w:sz="8" w:color="D0DCDC"/>
-              <w:bottom w:val="single" w:sz="8" w:color="D0DCDC"/>
-              <w:right w:val="single" w:sz="8" w:color="D0DCDC"/>
-            </w:tcBorders>
-          </w:tcPr>
-          <w:p>
-            <w:r/>
-            <w:r>
-              <w:rPr>
-                <w:rFonts w:ascii="Calibri" w:hAnsi="Calibri" w:eastAsia="Calibri"/>
-                <w:b w:val="0"/>
-                <w:i w:val="0"/>
-                <w:color w:val="1E2F38"/>
-                <w:sz w:val="20"/>
-              </w:rPr>
-              <w:t>Varies by challenge — monitor specific challenge pages</w:t>
-            </w:r>
-          </w:p>
-        </w:tc>
-      </w:tr>
-      <w:tr>
-        <w:tc>
-          <w:tcPr>
-            <w:tcW w:type="dxa" w:w="2304"/>
-            <w:shd w:fill="F7F5F0"/>
-            <w:tcBorders>
-              <w:top w:val="single" w:sz="8" w:color="D0DCDC"/>
-              <w:left w:val="single" w:sz="8" w:color="D0DCDC"/>
-              <w:bottom w:val="single" w:sz="8" w:color="D0DCDC"/>
-              <w:right w:val="single" w:sz="8" w:color="D0DCDC"/>
-            </w:tcBorders>
-          </w:tcPr>
-          <w:p>
-            <w:r/>
-            <w:r>
-              <w:rPr>
-                <w:rFonts w:ascii="Calibri" w:hAnsi="Calibri" w:eastAsia="Calibri"/>
-                <w:b w:val="0"/>
-                <w:i w:val="0"/>
-                <w:color w:val="1E2F38"/>
-                <w:sz w:val="20"/>
-              </w:rPr>
-              <w:t>Geography</w:t>
-            </w:r>
-          </w:p>
-        </w:tc>
-        <w:tc>
-          <w:tcPr>
-            <w:tcW w:type="dxa" w:w="6912"/>
-            <w:shd w:fill="F7F5F0"/>
-            <w:tcBorders>
-              <w:top w:val="single" w:sz="8" w:color="D0DCDC"/>
-              <w:left w:val="single" w:sz="8" w:color="D0DCDC"/>
-              <w:bottom w:val="single" w:sz="8" w:color="D0DCDC"/>
-              <w:right w:val="single" w:sz="8" w:color="D0DCDC"/>
-            </w:tcBorders>
-          </w:tcPr>
-          <w:p>
-            <w:r/>
-            <w:r>
-              <w:rPr>
-                <w:rFonts w:ascii="Calibri" w:hAnsi="Calibri" w:eastAsia="Calibri"/>
-                <w:b w:val="0"/>
-                <w:i w:val="0"/>
-                <w:color w:val="1E2F38"/>
-                <w:sz w:val="20"/>
-              </w:rPr>
-              <w:t>Global challenge platform · Uganda / Africa health use cases</w:t>
-            </w:r>
-          </w:p>
-        </w:tc>
-      </w:tr>
-      <w:tr>
-        <w:tc>
-          <w:tcPr>
-            <w:tcW w:type="dxa" w:w="2304"/>
-            <w:tcBorders>
-              <w:top w:val="single" w:sz="8" w:color="D0DCDC"/>
-              <w:left w:val="single" w:sz="8" w:color="D0DCDC"/>
-              <w:bottom w:val="single" w:sz="8" w:color="D0DCDC"/>
-              <w:right w:val="single" w:sz="8" w:color="D0DCDC"/>
-            </w:tcBorders>
-          </w:tcPr>
-          <w:p>
-            <w:r/>
-            <w:r>
-              <w:rPr>
-                <w:rFonts w:ascii="Calibri" w:hAnsi="Calibri" w:eastAsia="Calibri"/>
-                <w:b w:val="0"/>
-                <w:i w:val="0"/>
-                <w:color w:val="1E2F38"/>
-                <w:sz w:val="20"/>
-              </w:rPr>
-              <w:t>The ask</w:t>
-            </w:r>
-          </w:p>
-        </w:tc>
-        <w:tc>
-          <w:tcPr>
-            <w:tcW w:type="dxa" w:w="6912"/>
-            <w:tcBorders>
-              <w:top w:val="single" w:sz="8" w:color="D0DCDC"/>
-              <w:left w:val="single" w:sz="8" w:color="D0DCDC"/>
-              <w:bottom w:val="single" w:sz="8" w:color="D0DCDC"/>
-              <w:right w:val="single" w:sz="8" w:color="D0DCDC"/>
-            </w:tcBorders>
-          </w:tcPr>
-          <w:p>
-            <w:r/>
-            <w:r>
-              <w:rPr>
-                <w:rFonts w:ascii="Calibri" w:hAnsi="Calibri" w:eastAsia="Calibri"/>
-                <w:b w:val="0"/>
-                <w:i w:val="0"/>
-                <w:color w:val="1E2F38"/>
-                <w:sz w:val="20"/>
-              </w:rPr>
-              <w:t>Shortlist FairBanks when health or Africa digital-government challenges open; engage on relevant PoCs.</w:t>
-            </w:r>
-          </w:p>
-        </w:tc>
-      </w:tr>
-    </w:tbl>
-    <w:p/>
     <w:p>
       <w:pPr>
-        <w:spacing w:after="120" w:before="0" w:line="288" w:lineRule="auto"/>
+        <w:spacing w:after="40" w:line="293" w:lineRule="auto"/>
+        <w:jc w:val="center"/>
+      </w:pPr>
+      <w:r>
+        <w:rPr>
+          <w:rFonts w:ascii="Calibri" w:hAnsi="Calibri" w:eastAsia="Calibri"/>
+          <w:b w:val="0"/>
+          <w:i w:val="0"/>
+          <w:color w:val="3A4A54"/>
+          <w:sz w:val="20"/>
+        </w:rPr>
+        <w:t>Challenge deadlines vary — we submit only for health / Africa-aligned use cases</w:t>
+      </w:r>
+    </w:p>
+    <w:p>
+      <w:pPr>
+        <w:spacing w:after="280" w:line="293" w:lineRule="auto"/>
         <w:jc w:val="center"/>
       </w:pPr>
       <w:r>
@@ -479,7 +160,7 @@
     </w:p>
     <w:p>
       <w:pPr>
-        <w:spacing w:before="280" w:after="100"/>
+        <w:spacing w:before="280" w:after="120"/>
       </w:pPr>
       <w:r>
         <w:rPr>
@@ -487,14 +168,14 @@
           <w:b/>
           <w:i w:val="0"/>
           <w:color w:val="0A1F2E"/>
-          <w:sz w:val="36"/>
+          <w:sz w:val="40"/>
         </w:rPr>
-        <w:t>1. Executive Summary</w:t>
+        <w:t>1. Readiness brief summary</w:t>
       </w:r>
     </w:p>
     <w:p>
       <w:pPr>
-        <w:spacing w:after="160" w:before="0" w:line="288" w:lineRule="auto"/>
+        <w:spacing w:after="160" w:line="293" w:lineRule="auto"/>
         <w:jc w:val="left"/>
       </w:pPr>
       <w:r>
@@ -510,7 +191,7 @@
     </w:p>
     <w:p>
       <w:pPr>
-        <w:spacing w:after="160" w:before="0" w:line="288" w:lineRule="auto"/>
+        <w:spacing w:after="160" w:line="293" w:lineRule="auto"/>
         <w:jc w:val="left"/>
       </w:pPr>
       <w:r>
@@ -521,28 +202,12 @@
           <w:color w:val="1E2F38"/>
           <w:sz w:val="22"/>
         </w:rPr>
-        <w:t>Current open challenges may focus elsewhere (e.g. public-finance audit), but FairBanks maintains a ready response pack for health and Africa-aligned calls.</w:t>
+        <w:t>FairBanks maintains this readiness brief because current open challenges may focus elsewhere (for example public-finance audit use cases in Morocco). We do not pretend those are our target. When a health or Africa-aligned challenge appears, we can move fast with a district health intelligence proof-of-concept rooted in live operations.</w:t>
       </w:r>
     </w:p>
     <w:p>
       <w:pPr>
-        <w:spacing w:after="160" w:before="0" w:line="288" w:lineRule="auto"/>
-        <w:jc w:val="left"/>
-      </w:pPr>
-      <w:r>
-        <w:rPr>
-          <w:rFonts w:ascii="Calibri" w:hAnsi="Calibri" w:eastAsia="Calibri"/>
-          <w:b/>
-          <w:i w:val="0"/>
-          <w:color w:val="1E2F38"/>
-          <w:sz w:val="22"/>
-        </w:rPr>
-        <w:t>When a matching challenge appears, we can move fast with a district health intelligence PoC concept rooted in live operations.</w:t>
-      </w:r>
-    </w:p>
-    <w:p>
-      <w:pPr>
-        <w:spacing w:before="280" w:after="100"/>
+        <w:spacing w:before="280" w:after="120"/>
       </w:pPr>
       <w:r>
         <w:rPr>
@@ -550,14 +215,14 @@
           <w:b/>
           <w:i w:val="0"/>
           <w:color w:val="0A1F2E"/>
-          <w:sz w:val="36"/>
+          <w:sz w:val="40"/>
         </w:rPr>
-        <w:t>2. Win-Win Value</w:t>
+        <w:t>2. How we monitor GovTech challenges</w:t>
       </w:r>
     </w:p>
     <w:p>
       <w:pPr>
-        <w:spacing w:after="160" w:before="0" w:line="288" w:lineRule="auto"/>
+        <w:spacing w:after="160" w:line="293" w:lineRule="auto"/>
         <w:jc w:val="left"/>
       </w:pPr>
       <w:r>
@@ -568,28 +233,13 @@
           <w:color w:val="1E2F38"/>
           <w:sz w:val="22"/>
         </w:rPr>
-        <w:t>This application is designed as a true partnership: FairBanks grows capacity and reach; the programme advances its own mission with a grounded African health-tech partner.</w:t>
+        <w:t>We review World Bank GovTech challenge pages weekly. We track new calls for district health, community data, CHW systems, or African government digitalisation partners.</w:t>
       </w:r>
     </w:p>
     <w:p>
       <w:pPr>
-        <w:spacing w:before="180" w:after="100"/>
-      </w:pPr>
-      <w:r>
-        <w:rPr>
-          <w:rFonts w:ascii="Calibri" w:hAnsi="Calibri" w:eastAsia="Calibri"/>
-          <w:b/>
-          <w:i w:val="0"/>
-          <w:color w:val="0D6E6E"/>
-          <w:sz w:val="26"/>
-        </w:rPr>
-        <w:t>2.1 What FairBanks / FCHIP gains</w:t>
-      </w:r>
-    </w:p>
-    <w:p>
-      <w:pPr>
-        <w:pStyle w:val="ListBullet"/>
-        <w:spacing w:after="60"/>
+        <w:spacing w:after="160" w:line="293" w:lineRule="auto"/>
+        <w:jc w:val="left"/>
       </w:pPr>
       <w:r>
         <w:rPr>
@@ -599,139 +249,12 @@
           <w:color w:val="1E2F38"/>
           <w:sz w:val="22"/>
         </w:rPr>
-        <w:t>Access to government PoC pathways and Trust Valley capacity building</w:t>
+        <w:t>We submit tailored proposals only when the use case matches — protecting evaluator time and our own credibility. This pack is a baseline, not a blind submission to unrelated audit challenges.</w:t>
       </w:r>
     </w:p>
     <w:p>
       <w:pPr>
-        <w:pStyle w:val="ListBullet"/>
-        <w:spacing w:after="60"/>
-      </w:pPr>
-      <w:r>
-        <w:rPr>
-          <w:rFonts w:ascii="Calibri" w:hAnsi="Calibri" w:eastAsia="Calibri"/>
-          <w:b w:val="0"/>
-          <w:i w:val="0"/>
-          <w:color w:val="1E2F38"/>
-          <w:sz w:val="22"/>
-        </w:rPr>
-        <w:t>Credibility from World Bank / SECO ecosystem visibility</w:t>
-      </w:r>
-    </w:p>
-    <w:p>
-      <w:pPr>
-        <w:pStyle w:val="ListBullet"/>
-        <w:spacing w:after="60"/>
-      </w:pPr>
-      <w:r>
-        <w:rPr>
-          <w:rFonts w:ascii="Calibri" w:hAnsi="Calibri" w:eastAsia="Calibri"/>
-          <w:b w:val="0"/>
-          <w:i w:val="0"/>
-          <w:color w:val="1E2F38"/>
-          <w:sz w:val="22"/>
-        </w:rPr>
-        <w:t>Learning that hardens FCHIP for public-sector deployment</w:t>
-      </w:r>
-    </w:p>
-    <w:p>
-      <w:pPr>
-        <w:pStyle w:val="ListBullet"/>
-        <w:spacing w:after="60"/>
-      </w:pPr>
-      <w:r>
-        <w:rPr>
-          <w:rFonts w:ascii="Calibri" w:hAnsi="Calibri" w:eastAsia="Calibri"/>
-          <w:b w:val="0"/>
-          <w:i w:val="0"/>
-          <w:color w:val="1E2F38"/>
-          <w:sz w:val="22"/>
-        </w:rPr>
-        <w:t>Potential Switzerland bootcamp for selected innovators</w:t>
-      </w:r>
-    </w:p>
-    <w:p>
-      <w:pPr>
-        <w:spacing w:before="180" w:after="100"/>
-      </w:pPr>
-      <w:r>
-        <w:rPr>
-          <w:rFonts w:ascii="Calibri" w:hAnsi="Calibri" w:eastAsia="Calibri"/>
-          <w:b/>
-          <w:i w:val="0"/>
-          <w:color w:val="0D6E6E"/>
-          <w:sz w:val="26"/>
-        </w:rPr>
-        <w:t>2.2 What the programme / partners gain</w:t>
-      </w:r>
-    </w:p>
-    <w:p>
-      <w:pPr>
-        <w:pStyle w:val="ListBullet"/>
-        <w:spacing w:after="60"/>
-      </w:pPr>
-      <w:r>
-        <w:rPr>
-          <w:rFonts w:ascii="Calibri" w:hAnsi="Calibri" w:eastAsia="Calibri"/>
-          <w:b w:val="0"/>
-          <w:i w:val="0"/>
-          <w:color w:val="1E2F38"/>
-          <w:sz w:val="22"/>
-        </w:rPr>
-        <w:t>A vendor that already runs clinic and community operations — not only software</w:t>
-      </w:r>
-    </w:p>
-    <w:p>
-      <w:pPr>
-        <w:pStyle w:val="ListBullet"/>
-        <w:spacing w:after="60"/>
-      </w:pPr>
-      <w:r>
-        <w:rPr>
-          <w:rFonts w:ascii="Calibri" w:hAnsi="Calibri" w:eastAsia="Calibri"/>
-          <w:b w:val="0"/>
-          <w:i w:val="0"/>
-          <w:color w:val="1E2F38"/>
-          <w:sz w:val="22"/>
-        </w:rPr>
-        <w:t>Health intelligence use cases governments actually need (surveillance, CHW data, dashboards)</w:t>
-      </w:r>
-    </w:p>
-    <w:p>
-      <w:pPr>
-        <w:pStyle w:val="ListBullet"/>
-        <w:spacing w:after="60"/>
-      </w:pPr>
-      <w:r>
-        <w:rPr>
-          <w:rFonts w:ascii="Calibri" w:hAnsi="Calibri" w:eastAsia="Calibri"/>
-          <w:b w:val="0"/>
-          <w:i w:val="0"/>
-          <w:color w:val="1E2F38"/>
-          <w:sz w:val="22"/>
-        </w:rPr>
-        <w:t>African implementer ready for public-sector co-design</w:t>
-      </w:r>
-    </w:p>
-    <w:p>
-      <w:pPr>
-        <w:pStyle w:val="ListBullet"/>
-        <w:spacing w:after="60"/>
-      </w:pPr>
-      <w:r>
-        <w:rPr>
-          <w:rFonts w:ascii="Calibri" w:hAnsi="Calibri" w:eastAsia="Calibri"/>
-          <w:b w:val="0"/>
-          <w:i w:val="0"/>
-          <w:color w:val="1E2F38"/>
-          <w:sz w:val="22"/>
-        </w:rPr>
-        <w:t>Reusable PoC patterns for district health offices</w:t>
-      </w:r>
-    </w:p>
-    <w:p>
-      <w:pPr>
-        <w:spacing w:before="280" w:after="100"/>
+        <w:spacing w:before="280" w:after="120"/>
       </w:pPr>
       <w:r>
         <w:rPr>
@@ -739,20 +262,19 @@
           <w:b/>
           <w:i w:val="0"/>
           <w:color w:val="0A1F2E"/>
-          <w:sz w:val="36"/>
+          <w:sz w:val="40"/>
         </w:rPr>
-        <w:t>3. The Problem We Address</w:t>
+        <w:t>3. District health intelligence PoC pattern</w:t>
       </w:r>
     </w:p>
     <w:p>
       <w:pPr>
-        <w:spacing w:before="80" w:after="40"/>
         <w:jc w:val="center"/>
       </w:pPr>
       <w:r>
         <w:drawing>
           <wp:inline xmlns:a="http://schemas.openxmlformats.org/drawingml/2006/main" xmlns:pic="http://schemas.openxmlformats.org/drawingml/2006/picture">
-            <wp:extent cx="3430225" cy="2286000"/>
+            <wp:extent cx="4665106" cy="3108960"/>
             <wp:docPr id="2" name="Picture 2"/>
             <wp:cNvGraphicFramePr>
               <a:graphicFrameLocks noChangeAspect="1"/>
@@ -761,7 +283,7 @@
               <a:graphicData uri="http://schemas.openxmlformats.org/drawingml/2006/picture">
                 <pic:pic>
                   <pic:nvPicPr>
-                    <pic:cNvPr id="0" name="reactive_clinic_opt.jpg"/>
+                    <pic:cNvPr id="0" name="data_flow_iso_labeled_opt.jpg"/>
                     <pic:cNvPicPr/>
                   </pic:nvPicPr>
                   <pic:blipFill>
@@ -773,7 +295,7 @@
                   <pic:spPr>
                     <a:xfrm>
                       <a:off x="0" y="0"/>
-                      <a:ext cx="3430225" cy="2286000"/>
+                      <a:ext cx="4665106" cy="3108960"/>
                     </a:xfrm>
                     <a:prstGeom prst="rect"/>
                   </pic:spPr>
@@ -786,7 +308,7 @@
     </w:p>
     <w:p>
       <w:pPr>
-        <w:spacing w:after="200" w:before="40" w:line="288" w:lineRule="auto"/>
+        <w:spacing w:after="200" w:line="293" w:lineRule="auto"/>
         <w:jc w:val="center"/>
       </w:pPr>
       <w:r>
@@ -797,12 +319,12 @@
           <w:color w:val="3A4A54"/>
           <w:sz w:val="18"/>
         </w:rPr>
-        <w:t>Reactive care waits for sickness before it responds</w:t>
+        <w:t>District health intelligence — community to government dashboards</w:t>
       </w:r>
     </w:p>
     <w:p>
       <w:pPr>
-        <w:spacing w:after="160" w:before="0" w:line="288" w:lineRule="auto"/>
+        <w:spacing w:after="160" w:line="293" w:lineRule="auto"/>
         <w:jc w:val="left"/>
       </w:pPr>
       <w:r>
@@ -813,12 +335,28 @@
           <w:color w:val="1E2F38"/>
           <w:sz w:val="22"/>
         </w:rPr>
-        <w:t>Governments struggle to turn scattered community health data into timely decisions. Vendors without field roots deliver brittle pilots.</w:t>
+        <w:t>FCHIP offers a GovTech-ready pattern: secure community capture on offline-capable mobile tools; cloud sync and validation; analytics and GIS hotspot views; role-based dashboards co-designed with district health managers; configurable early-warning alerts aligned to local protocols.</w:t>
       </w:r>
     </w:p>
     <w:p>
       <w:pPr>
-        <w:spacing w:before="280" w:after="100"/>
+        <w:spacing w:after="160" w:line="293" w:lineRule="auto"/>
+        <w:jc w:val="left"/>
+      </w:pPr>
+      <w:r>
+        <w:rPr>
+          <w:rFonts w:ascii="Calibri" w:hAnsi="Calibri" w:eastAsia="Calibri"/>
+          <w:b w:val="0"/>
+          <w:i w:val="0"/>
+          <w:color w:val="1E2F38"/>
+          <w:sz w:val="22"/>
+        </w:rPr>
+        <w:t>The PoC measures decision-cycle gains — how fast managers see coverage gaps, respond to signals, and improve CHW data quality for government reporting.</w:t>
+      </w:r>
+    </w:p>
+    <w:p>
+      <w:pPr>
+        <w:spacing w:before="280" w:after="120"/>
       </w:pPr>
       <w:r>
         <w:rPr>
@@ -826,20 +364,82 @@
           <w:b/>
           <w:i w:val="0"/>
           <w:color w:val="0A1F2E"/>
-          <w:sz w:val="36"/>
+          <w:sz w:val="40"/>
         </w:rPr>
-        <w:t>4. Our Solution: FCHIP &amp; Community Reach</w:t>
+        <w:t>4. What we are not applying for</w:t>
       </w:r>
     </w:p>
     <w:p>
       <w:pPr>
-        <w:spacing w:before="80" w:after="40"/>
+        <w:spacing w:after="160" w:line="293" w:lineRule="auto"/>
+        <w:jc w:val="left"/>
+      </w:pPr>
+      <w:r>
+        <w:rPr>
+          <w:rFonts w:ascii="Calibri" w:hAnsi="Calibri" w:eastAsia="Calibri"/>
+          <w:b w:val="0"/>
+          <w:i/>
+          <w:color w:val="3A4A54"/>
+          <w:sz w:val="22"/>
+        </w:rPr>
+        <w:t>We respect the programme by staying in our lane.</w:t>
+      </w:r>
+    </w:p>
+    <w:p>
+      <w:pPr>
+        <w:spacing w:after="160" w:line="293" w:lineRule="auto"/>
+        <w:jc w:val="left"/>
+      </w:pPr>
+      <w:r>
+        <w:rPr>
+          <w:rFonts w:ascii="Calibri" w:hAnsi="Calibri" w:eastAsia="Calibri"/>
+          <w:b w:val="0"/>
+          <w:i w:val="0"/>
+          <w:color w:val="1E2F38"/>
+          <w:sz w:val="22"/>
+        </w:rPr>
+        <w:t>Open Moroccan public-finance audit challenges are not FairBanks' domain. We will not repurpose a community health narrative to fit unrelated audit software requirements.</w:t>
+      </w:r>
+    </w:p>
+    <w:p>
+      <w:pPr>
+        <w:spacing w:after="160" w:line="293" w:lineRule="auto"/>
+        <w:jc w:val="left"/>
+      </w:pPr>
+      <w:r>
+        <w:rPr>
+          <w:rFonts w:ascii="Calibri" w:hAnsi="Calibri" w:eastAsia="Calibri"/>
+          <w:b w:val="0"/>
+          <w:i w:val="0"/>
+          <w:color w:val="1E2F38"/>
+          <w:sz w:val="22"/>
+        </w:rPr>
+        <w:t>Our value is district health intelligence from an operator that already runs clinic and community programmes — not a generic vendor stretching into every challenge category.</w:t>
+      </w:r>
+    </w:p>
+    <w:p>
+      <w:pPr>
+        <w:spacing w:before="280" w:after="120"/>
+      </w:pPr>
+      <w:r>
+        <w:rPr>
+          <w:rFonts w:ascii="Calibri" w:hAnsi="Calibri" w:eastAsia="Calibri"/>
+          <w:b/>
+          <w:i w:val="0"/>
+          <w:color w:val="0A1F2E"/>
+          <w:sz w:val="40"/>
+        </w:rPr>
+        <w:t>5. FCHIP architecture for government partners</w:t>
+      </w:r>
+    </w:p>
+    <w:p>
+      <w:pPr>
         <w:jc w:val="center"/>
       </w:pPr>
       <w:r>
         <w:drawing>
           <wp:inline xmlns:a="http://schemas.openxmlformats.org/drawingml/2006/main" xmlns:pic="http://schemas.openxmlformats.org/drawingml/2006/picture">
-            <wp:extent cx="4390688" cy="2926080"/>
+            <wp:extent cx="4665106" cy="3108960"/>
             <wp:docPr id="3" name="Picture 3"/>
             <wp:cNvGraphicFramePr>
               <a:graphicFrameLocks noChangeAspect="1"/>
@@ -852,7 +452,7 @@
                     <pic:cNvPicPr/>
                   </pic:nvPicPr>
                   <pic:blipFill>
-                    <a:blip r:embed="rId11"/>
+                    <a:blip r:embed="rId10"/>
                     <a:stretch>
                       <a:fillRect/>
                     </a:stretch>
@@ -860,7 +460,7 @@
                   <pic:spPr>
                     <a:xfrm>
                       <a:off x="0" y="0"/>
-                      <a:ext cx="4390688" cy="2926080"/>
+                      <a:ext cx="4665106" cy="3108960"/>
                     </a:xfrm>
                     <a:prstGeom prst="rect"/>
                   </pic:spPr>
@@ -873,7 +473,7 @@
     </w:p>
     <w:p>
       <w:pPr>
-        <w:spacing w:after="200" w:before="40" w:line="288" w:lineRule="auto"/>
+        <w:spacing w:after="200" w:line="293" w:lineRule="auto"/>
         <w:jc w:val="center"/>
       </w:pPr>
       <w:r>
@@ -884,12 +484,12 @@
           <w:color w:val="3A4A54"/>
           <w:sz w:val="18"/>
         </w:rPr>
-        <w:t>Community signals → capture → FCHIP intelligence → action</w:t>
+        <w:t>District health intelligence — community to government dashboards</w:t>
       </w:r>
     </w:p>
     <w:p>
       <w:pPr>
-        <w:spacing w:after="160" w:before="0" w:line="288" w:lineRule="auto"/>
+        <w:spacing w:after="160" w:line="293" w:lineRule="auto"/>
         <w:jc w:val="left"/>
       </w:pPr>
       <w:r>
@@ -900,12 +500,12 @@
           <w:color w:val="1E2F38"/>
           <w:sz w:val="22"/>
         </w:rPr>
-        <w:t>FCHIP offers a GovTech-ready pattern: secure community capture, analytics, GIS, and role-based dashboards co-designed with district users.</w:t>
+        <w:t>FairBanks Community Health Intelligence Platform sits on the community cascade: members identify needs; CHWs/VHTs bridge homes to care; outreach programmes deliver services; the medical centre provides clinical care; research and partnerships strengthen the system; livelihoods make gains last.</w:t>
       </w:r>
     </w:p>
     <w:p>
       <w:pPr>
-        <w:spacing w:after="160" w:before="0" w:line="288" w:lineRule="auto"/>
+        <w:spacing w:after="160" w:line="293" w:lineRule="auto"/>
         <w:jc w:val="left"/>
       </w:pPr>
       <w:r>
@@ -916,22 +516,22 @@
           <w:color w:val="1E2F38"/>
           <w:sz w:val="22"/>
         </w:rPr>
-        <w:t>We monitor challenge pages and submit only when the use case matches — protecting evaluator time and our own.</w:t>
+        <w:t>For government partners, FCHIP complements national systems — feeding cleaner CHW data, early warnings, and facility decision support without replacing existing EMR or DHIS2 investments where interoperability is preferred.</w:t>
       </w:r>
     </w:p>
     <w:p>
       <w:pPr>
-        <w:spacing w:before="180" w:after="100"/>
+        <w:spacing w:before="280" w:after="120"/>
       </w:pPr>
       <w:r>
         <w:rPr>
           <w:rFonts w:ascii="Calibri" w:hAnsi="Calibri" w:eastAsia="Calibri"/>
           <w:b/>
           <w:i w:val="0"/>
-          <w:color w:val="0D6E6E"/>
-          <w:sz w:val="26"/>
+          <w:color w:val="0A1F2E"/>
+          <w:sz w:val="40"/>
         </w:rPr>
-        <w:t>4.1 Deep technology core</w:t>
+        <w:t>6. PoC components</w:t>
       </w:r>
     </w:p>
     <w:tbl>
@@ -949,12 +549,6 @@
           <w:tcPr>
             <w:tcW w:type="dxa" w:w="3168"/>
             <w:shd w:fill="0D6E6E"/>
-            <w:tcBorders>
-              <w:top w:val="single" w:sz="8" w:color="0D6E6E"/>
-              <w:left w:val="single" w:sz="8" w:color="0D6E6E"/>
-              <w:bottom w:val="single" w:sz="8" w:color="0D6E6E"/>
-              <w:right w:val="single" w:sz="8" w:color="0D6E6E"/>
-            </w:tcBorders>
           </w:tcPr>
           <w:p>
             <w:r/>
@@ -966,7 +560,7 @@
                 <w:color w:val="FFFFFF"/>
                 <w:sz w:val="20"/>
               </w:rPr>
-              <w:t>Technology</w:t>
+              <w:t>Component</w:t>
             </w:r>
           </w:p>
         </w:tc>
@@ -974,12 +568,6 @@
           <w:tcPr>
             <w:tcW w:type="dxa" w:w="6048"/>
             <w:shd w:fill="0D6E6E"/>
-            <w:tcBorders>
-              <w:top w:val="single" w:sz="8" w:color="0D6E6E"/>
-              <w:left w:val="single" w:sz="8" w:color="0D6E6E"/>
-              <w:bottom w:val="single" w:sz="8" w:color="0D6E6E"/>
-              <w:right w:val="single" w:sz="8" w:color="0D6E6E"/>
-            </w:tcBorders>
           </w:tcPr>
           <w:p>
             <w:r/>
@@ -991,7 +579,7 @@
                 <w:color w:val="FFFFFF"/>
                 <w:sz w:val="20"/>
               </w:rPr>
-              <w:t>Role</w:t>
+              <w:t>Function</w:t>
             </w:r>
           </w:p>
         </w:tc>
@@ -1000,12 +588,6 @@
         <w:tc>
           <w:tcPr>
             <w:tcW w:type="dxa" w:w="3168"/>
-            <w:tcBorders>
-              <w:top w:val="single" w:sz="8" w:color="D0DCDC"/>
-              <w:left w:val="single" w:sz="8" w:color="D0DCDC"/>
-              <w:bottom w:val="single" w:sz="8" w:color="D0DCDC"/>
-              <w:right w:val="single" w:sz="8" w:color="D0DCDC"/>
-            </w:tcBorders>
           </w:tcPr>
           <w:p>
             <w:r/>
@@ -1017,19 +599,13 @@
                 <w:color w:val="1E2F38"/>
                 <w:sz w:val="20"/>
               </w:rPr>
-              <w:t>Artificial Intelligence</w:t>
+              <w:t>Community capture</w:t>
             </w:r>
           </w:p>
         </w:tc>
         <w:tc>
           <w:tcPr>
             <w:tcW w:type="dxa" w:w="6048"/>
-            <w:tcBorders>
-              <w:top w:val="single" w:sz="8" w:color="D0DCDC"/>
-              <w:left w:val="single" w:sz="8" w:color="D0DCDC"/>
-              <w:bottom w:val="single" w:sz="8" w:color="D0DCDC"/>
-              <w:right w:val="single" w:sz="8" w:color="D0DCDC"/>
-            </w:tcBorders>
           </w:tcPr>
           <w:p>
             <w:r/>
@@ -1041,7 +617,7 @@
                 <w:color w:val="1E2F38"/>
                 <w:sz w:val="20"/>
               </w:rPr>
-              <w:t>Outbreak early warning; maternal and NCD risk scoring</w:t>
+              <w:t>Offline CHW/VHT forms with validation rules</w:t>
             </w:r>
           </w:p>
         </w:tc>
@@ -1051,12 +627,6 @@
           <w:tcPr>
             <w:tcW w:type="dxa" w:w="3168"/>
             <w:shd w:fill="F7F5F0"/>
-            <w:tcBorders>
-              <w:top w:val="single" w:sz="8" w:color="D0DCDC"/>
-              <w:left w:val="single" w:sz="8" w:color="D0DCDC"/>
-              <w:bottom w:val="single" w:sz="8" w:color="D0DCDC"/>
-              <w:right w:val="single" w:sz="8" w:color="D0DCDC"/>
-            </w:tcBorders>
           </w:tcPr>
           <w:p>
             <w:r/>
@@ -1068,7 +638,7 @@
                 <w:color w:val="1E2F38"/>
                 <w:sz w:val="20"/>
               </w:rPr>
-              <w:t>Machine Learning</w:t>
+              <w:t>Data pipeline</w:t>
             </w:r>
           </w:p>
         </w:tc>
@@ -1076,12 +646,6 @@
           <w:tcPr>
             <w:tcW w:type="dxa" w:w="6048"/>
             <w:shd w:fill="F7F5F0"/>
-            <w:tcBorders>
-              <w:top w:val="single" w:sz="8" w:color="D0DCDC"/>
-              <w:left w:val="single" w:sz="8" w:color="D0DCDC"/>
-              <w:bottom w:val="single" w:sz="8" w:color="D0DCDC"/>
-              <w:right w:val="single" w:sz="8" w:color="D0DCDC"/>
-            </w:tcBorders>
           </w:tcPr>
           <w:p>
             <w:r/>
@@ -1093,7 +657,7 @@
                 <w:color w:val="1E2F38"/>
                 <w:sz w:val="20"/>
               </w:rPr>
-              <w:t>Learn from community patterns, seasons, and outreach outcomes</w:t>
+              <w:t>Secure sync, anonymisation, and quality dashboards</w:t>
             </w:r>
           </w:p>
         </w:tc>
@@ -1102,12 +666,6 @@
         <w:tc>
           <w:tcPr>
             <w:tcW w:type="dxa" w:w="3168"/>
-            <w:tcBorders>
-              <w:top w:val="single" w:sz="8" w:color="D0DCDC"/>
-              <w:left w:val="single" w:sz="8" w:color="D0DCDC"/>
-              <w:bottom w:val="single" w:sz="8" w:color="D0DCDC"/>
-              <w:right w:val="single" w:sz="8" w:color="D0DCDC"/>
-            </w:tcBorders>
           </w:tcPr>
           <w:p>
             <w:r/>
@@ -1119,19 +677,13 @@
                 <w:color w:val="1E2F38"/>
                 <w:sz w:val="20"/>
               </w:rPr>
-              <w:t>GIS Mapping</w:t>
+              <w:t>GIS layer</w:t>
             </w:r>
           </w:p>
         </w:tc>
         <w:tc>
           <w:tcPr>
             <w:tcW w:type="dxa" w:w="6048"/>
-            <w:tcBorders>
-              <w:top w:val="single" w:sz="8" w:color="D0DCDC"/>
-              <w:left w:val="single" w:sz="8" w:color="D0DCDC"/>
-              <w:bottom w:val="single" w:sz="8" w:color="D0DCDC"/>
-              <w:right w:val="single" w:sz="8" w:color="D0DCDC"/>
-            </w:tcBorders>
           </w:tcPr>
           <w:p>
             <w:r/>
@@ -1143,7 +695,7 @@
                 <w:color w:val="1E2F38"/>
                 <w:sz w:val="20"/>
               </w:rPr>
-              <w:t>Disease distribution, hotspots, and resource gaps</w:t>
+              <w:t>Hotspot maps for managers and partners</w:t>
             </w:r>
           </w:p>
         </w:tc>
@@ -1153,12 +705,6 @@
           <w:tcPr>
             <w:tcW w:type="dxa" w:w="3168"/>
             <w:shd w:fill="F7F5F0"/>
-            <w:tcBorders>
-              <w:top w:val="single" w:sz="8" w:color="D0DCDC"/>
-              <w:left w:val="single" w:sz="8" w:color="D0DCDC"/>
-              <w:bottom w:val="single" w:sz="8" w:color="D0DCDC"/>
-              <w:right w:val="single" w:sz="8" w:color="D0DCDC"/>
-            </w:tcBorders>
           </w:tcPr>
           <w:p>
             <w:r/>
@@ -1170,7 +716,7 @@
                 <w:color w:val="1E2F38"/>
                 <w:sz w:val="20"/>
               </w:rPr>
-              <w:t>Mobile Data Collection</w:t>
+              <w:t>Alerts</w:t>
             </w:r>
           </w:p>
         </w:tc>
@@ -1178,12 +724,6 @@
           <w:tcPr>
             <w:tcW w:type="dxa" w:w="6048"/>
             <w:shd w:fill="F7F5F0"/>
-            <w:tcBorders>
-              <w:top w:val="single" w:sz="8" w:color="D0DCDC"/>
-              <w:left w:val="single" w:sz="8" w:color="D0DCDC"/>
-              <w:bottom w:val="single" w:sz="8" w:color="D0DCDC"/>
-              <w:right w:val="single" w:sz="8" w:color="D0DCDC"/>
-            </w:tcBorders>
           </w:tcPr>
           <w:p>
             <w:r/>
@@ -1195,7 +735,7 @@
                 <w:color w:val="1E2F38"/>
                 <w:sz w:val="20"/>
               </w:rPr>
-              <w:t>Offline-capable CHW/VHT capture at household level</w:t>
+              <w:t>Configurable early warnings aligned to local protocols</w:t>
             </w:r>
           </w:p>
         </w:tc>
@@ -1204,12 +744,6 @@
         <w:tc>
           <w:tcPr>
             <w:tcW w:type="dxa" w:w="3168"/>
-            <w:tcBorders>
-              <w:top w:val="single" w:sz="8" w:color="D0DCDC"/>
-              <w:left w:val="single" w:sz="8" w:color="D0DCDC"/>
-              <w:bottom w:val="single" w:sz="8" w:color="D0DCDC"/>
-              <w:right w:val="single" w:sz="8" w:color="D0DCDC"/>
-            </w:tcBorders>
           </w:tcPr>
           <w:p>
             <w:r/>
@@ -1221,19 +755,13 @@
                 <w:color w:val="1E2F38"/>
                 <w:sz w:val="20"/>
               </w:rPr>
-              <w:t>Cloud Computing</w:t>
+              <w:t>Handover</w:t>
             </w:r>
           </w:p>
         </w:tc>
         <w:tc>
           <w:tcPr>
             <w:tcW w:type="dxa" w:w="6048"/>
-            <w:tcBorders>
-              <w:top w:val="single" w:sz="8" w:color="D0DCDC"/>
-              <w:left w:val="single" w:sz="8" w:color="D0DCDC"/>
-              <w:bottom w:val="single" w:sz="8" w:color="D0DCDC"/>
-              <w:right w:val="single" w:sz="8" w:color="D0DCDC"/>
-            </w:tcBorders>
           </w:tcPr>
           <w:p>
             <w:r/>
@@ -1245,59 +773,7 @@
                 <w:color w:val="1E2F38"/>
                 <w:sz w:val="20"/>
               </w:rPr>
-              <w:t>Secure sync across facilities and partners</w:t>
-            </w:r>
-          </w:p>
-        </w:tc>
-      </w:tr>
-      <w:tr>
-        <w:tc>
-          <w:tcPr>
-            <w:tcW w:type="dxa" w:w="3168"/>
-            <w:shd w:fill="F7F5F0"/>
-            <w:tcBorders>
-              <w:top w:val="single" w:sz="8" w:color="D0DCDC"/>
-              <w:left w:val="single" w:sz="8" w:color="D0DCDC"/>
-              <w:bottom w:val="single" w:sz="8" w:color="D0DCDC"/>
-              <w:right w:val="single" w:sz="8" w:color="D0DCDC"/>
-            </w:tcBorders>
-          </w:tcPr>
-          <w:p>
-            <w:r/>
-            <w:r>
-              <w:rPr>
-                <w:rFonts w:ascii="Calibri" w:hAnsi="Calibri" w:eastAsia="Calibri"/>
-                <w:b w:val="0"/>
-                <w:i w:val="0"/>
-                <w:color w:val="1E2F38"/>
-                <w:sz w:val="20"/>
-              </w:rPr>
-              <w:t>Analytics Dashboards</w:t>
-            </w:r>
-          </w:p>
-        </w:tc>
-        <w:tc>
-          <w:tcPr>
-            <w:tcW w:type="dxa" w:w="6048"/>
-            <w:shd w:fill="F7F5F0"/>
-            <w:tcBorders>
-              <w:top w:val="single" w:sz="8" w:color="D0DCDC"/>
-              <w:left w:val="single" w:sz="8" w:color="D0DCDC"/>
-              <w:bottom w:val="single" w:sz="8" w:color="D0DCDC"/>
-              <w:right w:val="single" w:sz="8" w:color="D0DCDC"/>
-            </w:tcBorders>
-          </w:tcPr>
-          <w:p>
-            <w:r/>
-            <w:r>
-              <w:rPr>
-                <w:rFonts w:ascii="Calibri" w:hAnsi="Calibri" w:eastAsia="Calibri"/>
-                <w:b w:val="0"/>
-                <w:i w:val="0"/>
-                <w:color w:val="1E2F38"/>
-                <w:sz w:val="20"/>
-              </w:rPr>
-              <w:t>Real-time views for clinics, districts, and NGOs</w:t>
+              <w:t>Documentation and training for sustained use</w:t>
             </w:r>
           </w:p>
         </w:tc>
@@ -1306,70 +782,7 @@
     <w:p/>
     <w:p>
       <w:pPr>
-        <w:spacing w:before="180" w:after="100"/>
-      </w:pPr>
-      <w:r>
-        <w:rPr>
-          <w:rFonts w:ascii="Calibri" w:hAnsi="Calibri" w:eastAsia="Calibri"/>
-          <w:b/>
-          <w:i w:val="0"/>
-          <w:color w:val="0D6E6E"/>
-          <w:sz w:val="26"/>
-        </w:rPr>
-        <w:t>4.2 Priority use cases for this call</w:t>
-      </w:r>
-    </w:p>
-    <w:p>
-      <w:pPr>
-        <w:spacing w:after="80" w:before="0" w:line="288" w:lineRule="auto"/>
-        <w:jc w:val="left"/>
-      </w:pPr>
-      <w:r>
-        <w:rPr>
-          <w:rFonts w:ascii="Calibri" w:hAnsi="Calibri" w:eastAsia="Calibri"/>
-          <w:b w:val="0"/>
-          <w:i w:val="0"/>
-          <w:color w:val="1E2F38"/>
-          <w:sz w:val="22"/>
-        </w:rPr>
-        <w:t>District dashboard: Population risk and coverage views for managers.</w:t>
-      </w:r>
-    </w:p>
-    <w:p>
-      <w:pPr>
-        <w:spacing w:after="80" w:before="0" w:line="288" w:lineRule="auto"/>
-        <w:jc w:val="left"/>
-      </w:pPr>
-      <w:r>
-        <w:rPr>
-          <w:rFonts w:ascii="Calibri" w:hAnsi="Calibri" w:eastAsia="Calibri"/>
-          <w:b w:val="0"/>
-          <w:i w:val="0"/>
-          <w:color w:val="1E2F38"/>
-          <w:sz w:val="22"/>
-        </w:rPr>
-        <w:t>CHW data quality: Validation that improves government reporting.</w:t>
-      </w:r>
-    </w:p>
-    <w:p>
-      <w:pPr>
-        <w:spacing w:after="80" w:before="0" w:line="288" w:lineRule="auto"/>
-        <w:jc w:val="left"/>
-      </w:pPr>
-      <w:r>
-        <w:rPr>
-          <w:rFonts w:ascii="Calibri" w:hAnsi="Calibri" w:eastAsia="Calibri"/>
-          <w:b w:val="0"/>
-          <w:i w:val="0"/>
-          <w:color w:val="1E2F38"/>
-          <w:sz w:val="22"/>
-        </w:rPr>
-        <w:t>Early warning: Configurable alerts aligned to local protocols.</w:t>
-      </w:r>
-    </w:p>
-    <w:p>
-      <w:pPr>
-        <w:spacing w:before="280" w:after="100"/>
+        <w:spacing w:before="280" w:after="120"/>
       </w:pPr>
       <w:r>
         <w:rPr>
@@ -1377,9 +790,9 @@
           <w:b/>
           <w:i w:val="0"/>
           <w:color w:val="0A1F2E"/>
-          <w:sz w:val="36"/>
+          <w:sz w:val="40"/>
         </w:rPr>
-        <w:t>5. Fit to Programme Criteria</w:t>
+        <w:t>7. Monitor → match → co-design plan</w:t>
       </w:r>
     </w:p>
     <w:tbl>
@@ -1395,14 +808,8 @@
       <w:tr>
         <w:tc>
           <w:tcPr>
-            <w:tcW w:type="dxa" w:w="3456"/>
+            <w:tcW w:type="dxa" w:w="2304"/>
             <w:shd w:fill="0D6E6E"/>
-            <w:tcBorders>
-              <w:top w:val="single" w:sz="8" w:color="0D6E6E"/>
-              <w:left w:val="single" w:sz="8" w:color="0D6E6E"/>
-              <w:bottom w:val="single" w:sz="8" w:color="0D6E6E"/>
-              <w:right w:val="single" w:sz="8" w:color="0D6E6E"/>
-            </w:tcBorders>
           </w:tcPr>
           <w:p>
             <w:r/>
@@ -1414,20 +821,14 @@
                 <w:color w:val="FFFFFF"/>
                 <w:sz w:val="20"/>
               </w:rPr>
-              <w:t>Criterion / theme</w:t>
+              <w:t>Step</w:t>
             </w:r>
           </w:p>
         </w:tc>
         <w:tc>
           <w:tcPr>
-            <w:tcW w:type="dxa" w:w="5760"/>
+            <w:tcW w:type="dxa" w:w="6912"/>
             <w:shd w:fill="0D6E6E"/>
-            <w:tcBorders>
-              <w:top w:val="single" w:sz="8" w:color="0D6E6E"/>
-              <w:left w:val="single" w:sz="8" w:color="0D6E6E"/>
-              <w:bottom w:val="single" w:sz="8" w:color="0D6E6E"/>
-              <w:right w:val="single" w:sz="8" w:color="0D6E6E"/>
-            </w:tcBorders>
           </w:tcPr>
           <w:p>
             <w:r/>
@@ -1439,7 +840,7 @@
                 <w:color w:val="FFFFFF"/>
                 <w:sz w:val="20"/>
               </w:rPr>
-              <w:t>How we respond</w:t>
+              <w:t>Action</w:t>
             </w:r>
           </w:p>
         </w:tc>
@@ -1447,13 +848,7 @@
       <w:tr>
         <w:tc>
           <w:tcPr>
-            <w:tcW w:type="dxa" w:w="3456"/>
-            <w:tcBorders>
-              <w:top w:val="single" w:sz="8" w:color="D0DCDC"/>
-              <w:left w:val="single" w:sz="8" w:color="D0DCDC"/>
-              <w:bottom w:val="single" w:sz="8" w:color="D0DCDC"/>
-              <w:right w:val="single" w:sz="8" w:color="D0DCDC"/>
-            </w:tcBorders>
+            <w:tcW w:type="dxa" w:w="2304"/>
           </w:tcPr>
           <w:p>
             <w:r/>
@@ -1465,19 +860,13 @@
                 <w:color w:val="1E2F38"/>
                 <w:sz w:val="20"/>
               </w:rPr>
-              <w:t>Tech companies worldwide</w:t>
+              <w:t>Weekly</w:t>
             </w:r>
           </w:p>
         </w:tc>
         <w:tc>
           <w:tcPr>
-            <w:tcW w:type="dxa" w:w="5760"/>
-            <w:tcBorders>
-              <w:top w:val="single" w:sz="8" w:color="D0DCDC"/>
-              <w:left w:val="single" w:sz="8" w:color="D0DCDC"/>
-              <w:bottom w:val="single" w:sz="8" w:color="D0DCDC"/>
-              <w:right w:val="single" w:sz="8" w:color="D0DCDC"/>
-            </w:tcBorders>
+            <w:tcW w:type="dxa" w:w="6912"/>
           </w:tcPr>
           <w:p>
             <w:r/>
@@ -1489,7 +878,7 @@
                 <w:color w:val="1E2F38"/>
                 <w:sz w:val="20"/>
               </w:rPr>
-              <w:t>Ugandan HealthTech operator eligible</w:t>
+              <w:t>Scan GovTech challenge pages for health / Africa digital-government calls</w:t>
             </w:r>
           </w:p>
         </w:tc>
@@ -1497,14 +886,8 @@
       <w:tr>
         <w:tc>
           <w:tcPr>
-            <w:tcW w:type="dxa" w:w="3456"/>
+            <w:tcW w:type="dxa" w:w="2304"/>
             <w:shd w:fill="F7F5F0"/>
-            <w:tcBorders>
-              <w:top w:val="single" w:sz="8" w:color="D0DCDC"/>
-              <w:left w:val="single" w:sz="8" w:color="D0DCDC"/>
-              <w:bottom w:val="single" w:sz="8" w:color="D0DCDC"/>
-              <w:right w:val="single" w:sz="8" w:color="D0DCDC"/>
-            </w:tcBorders>
           </w:tcPr>
           <w:p>
             <w:r/>
@@ -1516,20 +899,14 @@
                 <w:color w:val="1E2F38"/>
                 <w:sz w:val="20"/>
               </w:rPr>
-              <w:t>Government digitalisation</w:t>
+              <w:t>Match gate</w:t>
             </w:r>
           </w:p>
         </w:tc>
         <w:tc>
           <w:tcPr>
-            <w:tcW w:type="dxa" w:w="5760"/>
+            <w:tcW w:type="dxa" w:w="6912"/>
             <w:shd w:fill="F7F5F0"/>
-            <w:tcBorders>
-              <w:top w:val="single" w:sz="8" w:color="D0DCDC"/>
-              <w:left w:val="single" w:sz="8" w:color="D0DCDC"/>
-              <w:bottom w:val="single" w:sz="8" w:color="D0DCDC"/>
-              <w:right w:val="single" w:sz="8" w:color="D0DCDC"/>
-            </w:tcBorders>
           </w:tcPr>
           <w:p>
             <w:r/>
@@ -1541,7 +918,7 @@
                 <w:color w:val="1E2F38"/>
                 <w:sz w:val="20"/>
               </w:rPr>
-              <w:t>District health intelligence PoC ready</w:t>
+              <w:t>Submit only when use case aligns with district health intelligence PoC</w:t>
             </w:r>
           </w:p>
         </w:tc>
@@ -1549,13 +926,7 @@
       <w:tr>
         <w:tc>
           <w:tcPr>
-            <w:tcW w:type="dxa" w:w="3456"/>
-            <w:tcBorders>
-              <w:top w:val="single" w:sz="8" w:color="D0DCDC"/>
-              <w:left w:val="single" w:sz="8" w:color="D0DCDC"/>
-              <w:bottom w:val="single" w:sz="8" w:color="D0DCDC"/>
-              <w:right w:val="single" w:sz="8" w:color="D0DCDC"/>
-            </w:tcBorders>
+            <w:tcW w:type="dxa" w:w="2304"/>
           </w:tcPr>
           <w:p>
             <w:r/>
@@ -1567,19 +938,13 @@
                 <w:color w:val="1E2F38"/>
                 <w:sz w:val="20"/>
               </w:rPr>
-              <w:t>Capacity building + bootcamp</w:t>
+              <w:t>If selected</w:t>
             </w:r>
           </w:p>
         </w:tc>
         <w:tc>
           <w:tcPr>
-            <w:tcW w:type="dxa" w:w="5760"/>
-            <w:tcBorders>
-              <w:top w:val="single" w:sz="8" w:color="D0DCDC"/>
-              <w:left w:val="single" w:sz="8" w:color="D0DCDC"/>
-              <w:bottom w:val="single" w:sz="8" w:color="D0DCDC"/>
-              <w:right w:val="single" w:sz="8" w:color="D0DCDC"/>
-            </w:tcBorders>
+            <w:tcW w:type="dxa" w:w="6912"/>
           </w:tcPr>
           <w:p>
             <w:r/>
@@ -1591,7 +956,7 @@
                 <w:color w:val="1E2F38"/>
                 <w:sz w:val="20"/>
               </w:rPr>
-              <w:t>Team prepared to attend if selected</w:t>
+              <w:t>Attend capacity building / Switzerland bootcamp as offered</w:t>
             </w:r>
           </w:p>
         </w:tc>
@@ -1599,14 +964,8 @@
       <w:tr>
         <w:tc>
           <w:tcPr>
-            <w:tcW w:type="dxa" w:w="3456"/>
+            <w:tcW w:type="dxa" w:w="2304"/>
             <w:shd w:fill="F7F5F0"/>
-            <w:tcBorders>
-              <w:top w:val="single" w:sz="8" w:color="D0DCDC"/>
-              <w:left w:val="single" w:sz="8" w:color="D0DCDC"/>
-              <w:bottom w:val="single" w:sz="8" w:color="D0DCDC"/>
-              <w:right w:val="single" w:sz="8" w:color="D0DCDC"/>
-            </w:tcBorders>
           </w:tcPr>
           <w:p>
             <w:r/>
@@ -1618,20 +977,14 @@
                 <w:color w:val="1E2F38"/>
                 <w:sz w:val="20"/>
               </w:rPr>
-              <w:t>Challenge-specific deadlines</w:t>
+              <w:t>Co-design</w:t>
             </w:r>
           </w:p>
         </w:tc>
         <w:tc>
           <w:tcPr>
-            <w:tcW w:type="dxa" w:w="5760"/>
+            <w:tcW w:type="dxa" w:w="6912"/>
             <w:shd w:fill="F7F5F0"/>
-            <w:tcBorders>
-              <w:top w:val="single" w:sz="8" w:color="D0DCDC"/>
-              <w:left w:val="single" w:sz="8" w:color="D0DCDC"/>
-              <w:bottom w:val="single" w:sz="8" w:color="D0DCDC"/>
-              <w:right w:val="single" w:sz="8" w:color="D0DCDC"/>
-            </w:tcBorders>
           </w:tcPr>
           <w:p>
             <w:r/>
@@ -1643,7 +996,45 @@
                 <w:color w:val="1E2F38"/>
                 <w:sz w:val="20"/>
               </w:rPr>
-              <w:t>Active monitoring; no blind submissions</w:t>
+              <w:t>Work with government partner on scoped PoC and success metrics</w:t>
+            </w:r>
+          </w:p>
+        </w:tc>
+      </w:tr>
+      <w:tr>
+        <w:tc>
+          <w:tcPr>
+            <w:tcW w:type="dxa" w:w="2304"/>
+          </w:tcPr>
+          <w:p>
+            <w:r/>
+            <w:r>
+              <w:rPr>
+                <w:rFonts w:ascii="Calibri" w:hAnsi="Calibri" w:eastAsia="Calibri"/>
+                <w:b w:val="0"/>
+                <w:i w:val="0"/>
+                <w:color w:val="1E2F38"/>
+                <w:sz w:val="20"/>
+              </w:rPr>
+              <w:t>Measure</w:t>
+            </w:r>
+          </w:p>
+        </w:tc>
+        <w:tc>
+          <w:tcPr>
+            <w:tcW w:type="dxa" w:w="6912"/>
+          </w:tcPr>
+          <w:p>
+            <w:r/>
+            <w:r>
+              <w:rPr>
+                <w:rFonts w:ascii="Calibri" w:hAnsi="Calibri" w:eastAsia="Calibri"/>
+                <w:b w:val="0"/>
+                <w:i w:val="0"/>
+                <w:color w:val="1E2F38"/>
+                <w:sz w:val="20"/>
+              </w:rPr>
+              <w:t>Track decision-cycle time, data quality, and manager usability</w:t>
             </w:r>
           </w:p>
         </w:tc>
@@ -1652,7 +1043,7 @@
     <w:p/>
     <w:p>
       <w:pPr>
-        <w:spacing w:before="280" w:after="100"/>
+        <w:spacing w:before="280" w:after="120"/>
       </w:pPr>
       <w:r>
         <w:rPr>
@@ -1660,20 +1051,19 @@
           <w:b/>
           <w:i w:val="0"/>
           <w:color w:val="0A1F2E"/>
-          <w:sz w:val="36"/>
+          <w:sz w:val="40"/>
         </w:rPr>
-        <w:t>6. Why FairBanks Is Ready</w:t>
+        <w:t>8. Field foundation</w:t>
       </w:r>
     </w:p>
     <w:p>
       <w:pPr>
-        <w:spacing w:before="80" w:after="40"/>
         <w:jc w:val="center"/>
       </w:pPr>
       <w:r>
         <w:drawing>
           <wp:inline xmlns:a="http://schemas.openxmlformats.org/drawingml/2006/main" xmlns:pic="http://schemas.openxmlformats.org/drawingml/2006/picture">
-            <wp:extent cx="4390688" cy="2926080"/>
+            <wp:extent cx="4665106" cy="3108960"/>
             <wp:docPr id="4" name="Picture 4"/>
             <wp:cNvGraphicFramePr>
               <a:graphicFrameLocks noChangeAspect="1"/>
@@ -1686,7 +1076,7 @@
                     <pic:cNvPicPr/>
                   </pic:nvPicPr>
                   <pic:blipFill>
-                    <a:blip r:embed="rId12"/>
+                    <a:blip r:embed="rId11"/>
                     <a:stretch>
                       <a:fillRect/>
                     </a:stretch>
@@ -1694,7 +1084,7 @@
                   <pic:spPr>
                     <a:xfrm>
                       <a:off x="0" y="0"/>
-                      <a:ext cx="4390688" cy="2926080"/>
+                      <a:ext cx="4665106" cy="3108960"/>
                     </a:xfrm>
                     <a:prstGeom prst="rect"/>
                   </pic:spPr>
@@ -1707,7 +1097,7 @@
     </w:p>
     <w:p>
       <w:pPr>
-        <w:spacing w:after="200" w:before="40" w:line="288" w:lineRule="auto"/>
+        <w:spacing w:after="200" w:line="293" w:lineRule="auto"/>
         <w:jc w:val="center"/>
       </w:pPr>
       <w:r>
@@ -1718,13 +1108,12 @@
           <w:color w:val="3A4A54"/>
           <w:sz w:val="18"/>
         </w:rPr>
-        <w:t>Live outreach in Kampala-area communities</w:t>
+        <w:t>Live FairBanks Community Reach — not a slide-deck-only vendor</w:t>
       </w:r>
     </w:p>
     <w:p>
       <w:pPr>
         <w:pStyle w:val="ListBullet"/>
-        <w:spacing w:after="60"/>
       </w:pPr>
       <w:r>
         <w:rPr>
@@ -1734,13 +1123,12 @@
           <w:color w:val="1E2F38"/>
           <w:sz w:val="22"/>
         </w:rPr>
-        <w:t>Functioning FairBanks Medical Centre with clinic, pharmacy, and diagnostics</w:t>
+        <w:t>FairBanks Medical Centre with clinic, pharmacy, and diagnostics</w:t>
       </w:r>
     </w:p>
     <w:p>
       <w:pPr>
         <w:pStyle w:val="ListBullet"/>
-        <w:spacing w:after="60"/>
       </w:pPr>
       <w:r>
         <w:rPr>
@@ -1750,13 +1138,12 @@
           <w:color w:val="1E2F38"/>
           <w:sz w:val="22"/>
         </w:rPr>
-        <w:t>Active Community Reach outreach in Bukoto, Kyebando, Kisaasi, Kamwokya, Kikaaya</w:t>
+        <w:t>CHW/VHT outreach in Kampala-area communities</w:t>
       </w:r>
     </w:p>
     <w:p>
       <w:pPr>
         <w:pStyle w:val="ListBullet"/>
-        <w:spacing w:after="60"/>
       </w:pPr>
       <w:r>
         <w:rPr>
@@ -1766,13 +1153,12 @@
           <w:color w:val="1E2F38"/>
           <w:sz w:val="22"/>
         </w:rPr>
-        <w:t>Trusted CHW and VHT relationships for household visits and referrals</w:t>
+        <w:t>Maternal, child, chronic, and geriatric programmes generating data signals</w:t>
       </w:r>
     </w:p>
     <w:p>
       <w:pPr>
         <w:pStyle w:val="ListBullet"/>
-        <w:spacing w:after="60"/>
       </w:pPr>
       <w:r>
         <w:rPr>
@@ -1782,13 +1168,75 @@
           <w:color w:val="1E2F38"/>
           <w:sz w:val="22"/>
         </w:rPr>
-        <w:t>Live programmes: maternal &amp; child health, Gericare, chronic-disease screening</w:t>
+        <w:t>Team prepared for capacity building and bootcamp if a matching challenge selects us</w:t>
       </w:r>
     </w:p>
     <w:p>
       <w:pPr>
-        <w:pStyle w:val="ListBullet"/>
-        <w:spacing w:after="60"/>
+        <w:spacing w:before="280" w:after="120"/>
+      </w:pPr>
+      <w:r>
+        <w:rPr>
+          <w:rFonts w:ascii="Calibri" w:hAnsi="Calibri" w:eastAsia="Calibri"/>
+          <w:b/>
+          <w:i w:val="0"/>
+          <w:color w:val="0A1F2E"/>
+          <w:sz w:val="40"/>
+        </w:rPr>
+        <w:t>9. Mutual value with GovTech partners</w:t>
+      </w:r>
+    </w:p>
+    <w:p>
+      <w:pPr>
+        <w:spacing w:after="160" w:line="293" w:lineRule="auto"/>
+        <w:jc w:val="left"/>
+      </w:pPr>
+      <w:r>
+        <w:rPr>
+          <w:rFonts w:ascii="Calibri" w:hAnsi="Calibri" w:eastAsia="Calibri"/>
+          <w:b/>
+          <w:i w:val="0"/>
+          <w:color w:val="1E2F38"/>
+          <w:sz w:val="22"/>
+        </w:rPr>
+        <w:t>FairBanks gains: Government PoC pathways; World Bank / SECO ecosystem visibility; learning that hardens FCHIP for public-sector deployment; bootcamp access if selected.</w:t>
+      </w:r>
+    </w:p>
+    <w:p>
+      <w:pPr>
+        <w:spacing w:after="160" w:line="293" w:lineRule="auto"/>
+        <w:jc w:val="left"/>
+      </w:pPr>
+      <w:r>
+        <w:rPr>
+          <w:rFonts w:ascii="Calibri" w:hAnsi="Calibri" w:eastAsia="Calibri"/>
+          <w:b/>
+          <w:i w:val="0"/>
+          <w:color w:val="1E2F38"/>
+          <w:sz w:val="22"/>
+        </w:rPr>
+        <w:t>GovTech programme gains: Vendor that runs clinic and community operations — not only software; health intelligence use cases governments need; African implementer ready for co-design; reusable PoC patterns for district health offices.</w:t>
+      </w:r>
+    </w:p>
+    <w:p>
+      <w:pPr>
+        <w:spacing w:before="280" w:after="120"/>
+      </w:pPr>
+      <w:r>
+        <w:rPr>
+          <w:rFonts w:ascii="Calibri" w:hAnsi="Calibri" w:eastAsia="Calibri"/>
+          <w:b/>
+          <w:i w:val="0"/>
+          <w:color w:val="0A1F2E"/>
+          <w:sz w:val="40"/>
+        </w:rPr>
+        <w:t>10. Readiness statement</w:t>
+      </w:r>
+    </w:p>
+    <w:p>
+      <w:pPr>
+        <w:spacing w:after="160" w:line="293" w:lineRule="auto"/>
+        <w:jc w:val="left"/>
       </w:pPr>
       <w:r>
         <w:rPr>
@@ -1798,13 +1246,13 @@
           <w:color w:val="1E2F38"/>
           <w:sz w:val="22"/>
         </w:rPr>
-        <w:t>Digital health records and outreach data ready to feed FCHIP</w:t>
+        <w:t>GovTech works when government problems meet operators who already serve people. FairBanks is ready when the right health or Africa digital-government challenge opens.</w:t>
       </w:r>
     </w:p>
     <w:p>
       <w:pPr>
-        <w:pStyle w:val="ListBullet"/>
-        <w:spacing w:after="60"/>
+        <w:spacing w:after="160" w:line="293" w:lineRule="auto"/>
+        <w:jc w:val="left"/>
       </w:pPr>
       <w:r>
         <w:rPr>
@@ -1814,395 +1262,17 @@
           <w:color w:val="1E2F38"/>
           <w:sz w:val="22"/>
         </w:rPr>
-        <w:t>Research and partnership mindset for ethical, evidence-based scale</w:t>
+        <w:t>We ask to be considered for matching challenges — not to force-fit unrelated audit use cases.</w:t>
       </w:r>
     </w:p>
     <w:p>
       <w:pPr>
-        <w:spacing w:before="280" w:after="100"/>
-      </w:pPr>
-      <w:r>
-        <w:rPr>
-          <w:rFonts w:ascii="Calibri" w:hAnsi="Calibri" w:eastAsia="Calibri"/>
-          <w:b/>
-          <w:i w:val="0"/>
-          <w:color w:val="0A1F2E"/>
-          <w:sz w:val="36"/>
-        </w:rPr>
-        <w:t>7. Proposed Plan</w:t>
-      </w:r>
-    </w:p>
-    <w:p>
-      <w:pPr>
-        <w:pStyle w:val="ListBullet"/>
-        <w:spacing w:after="60"/>
-      </w:pPr>
-      <w:r>
-        <w:rPr>
-          <w:rFonts w:ascii="Calibri" w:hAnsi="Calibri" w:eastAsia="Calibri"/>
-          <w:b w:val="0"/>
-          <w:i w:val="0"/>
-          <w:color w:val="1E2F38"/>
-          <w:sz w:val="22"/>
-        </w:rPr>
-        <w:t>Maintain this application pack as a ready response baseline</w:t>
-      </w:r>
-    </w:p>
-    <w:p>
-      <w:pPr>
-        <w:pStyle w:val="ListBullet"/>
-        <w:spacing w:after="60"/>
-      </w:pPr>
-      <w:r>
-        <w:rPr>
-          <w:rFonts w:ascii="Calibri" w:hAnsi="Calibri" w:eastAsia="Calibri"/>
-          <w:b w:val="0"/>
-          <w:i w:val="0"/>
-          <w:color w:val="1E2F38"/>
-          <w:sz w:val="22"/>
-        </w:rPr>
-        <w:t>Monitor World Bank GovTech challenge pages weekly</w:t>
-      </w:r>
-    </w:p>
-    <w:p>
-      <w:pPr>
-        <w:pStyle w:val="ListBullet"/>
-        <w:spacing w:after="60"/>
-      </w:pPr>
-      <w:r>
-        <w:rPr>
-          <w:rFonts w:ascii="Calibri" w:hAnsi="Calibri" w:eastAsia="Calibri"/>
-          <w:b w:val="0"/>
-          <w:i w:val="0"/>
-          <w:color w:val="1E2F38"/>
-          <w:sz w:val="22"/>
-        </w:rPr>
-        <w:t>Submit tailored proposals only for health / Africa-aligned challenges</w:t>
-      </w:r>
-    </w:p>
-    <w:p>
-      <w:pPr>
-        <w:pStyle w:val="ListBullet"/>
-        <w:spacing w:after="60"/>
-      </w:pPr>
-      <w:r>
-        <w:rPr>
-          <w:rFonts w:ascii="Calibri" w:hAnsi="Calibri" w:eastAsia="Calibri"/>
-          <w:b w:val="0"/>
-          <w:i w:val="0"/>
-          <w:color w:val="1E2F38"/>
-          <w:sz w:val="22"/>
-        </w:rPr>
-        <w:t>If selected: co-design PoC with government partner and measure decision-cycle gains</w:t>
-      </w:r>
-    </w:p>
-    <w:p>
-      <w:pPr>
-        <w:spacing w:before="280" w:after="100"/>
-      </w:pPr>
-      <w:r>
-        <w:rPr>
-          <w:rFonts w:ascii="Calibri" w:hAnsi="Calibri" w:eastAsia="Calibri"/>
-          <w:b/>
-          <w:i w:val="0"/>
-          <w:color w:val="0A1F2E"/>
-          <w:sz w:val="36"/>
-        </w:rPr>
-        <w:t>8. Risks &amp; Safeguards</w:t>
-      </w:r>
-    </w:p>
-    <w:tbl>
-      <w:tblPr>
-        <w:tblW w:type="auto" w:w="0"/>
-        <w:jc w:val="center"/>
-        <w:tblLook w:firstColumn="1" w:firstRow="1" w:lastColumn="0" w:lastRow="0" w:noHBand="0" w:noVBand="1" w:val="04A0"/>
-      </w:tblPr>
-      <w:tblGrid>
-        <w:gridCol w:w="4896"/>
-        <w:gridCol w:w="4896"/>
-      </w:tblGrid>
-      <w:tr>
-        <w:tc>
-          <w:tcPr>
-            <w:tcW w:type="dxa" w:w="3456"/>
-            <w:shd w:fill="0D6E6E"/>
-            <w:tcBorders>
-              <w:top w:val="single" w:sz="8" w:color="0D6E6E"/>
-              <w:left w:val="single" w:sz="8" w:color="0D6E6E"/>
-              <w:bottom w:val="single" w:sz="8" w:color="0D6E6E"/>
-              <w:right w:val="single" w:sz="8" w:color="0D6E6E"/>
-            </w:tcBorders>
-          </w:tcPr>
-          <w:p>
-            <w:r/>
-            <w:r>
-              <w:rPr>
-                <w:rFonts w:ascii="Calibri" w:hAnsi="Calibri" w:eastAsia="Calibri"/>
-                <w:b/>
-                <w:i w:val="0"/>
-                <w:color w:val="FFFFFF"/>
-                <w:sz w:val="20"/>
-              </w:rPr>
-              <w:t>Risk</w:t>
-            </w:r>
-          </w:p>
-        </w:tc>
-        <w:tc>
-          <w:tcPr>
-            <w:tcW w:type="dxa" w:w="5760"/>
-            <w:shd w:fill="0D6E6E"/>
-            <w:tcBorders>
-              <w:top w:val="single" w:sz="8" w:color="0D6E6E"/>
-              <w:left w:val="single" w:sz="8" w:color="0D6E6E"/>
-              <w:bottom w:val="single" w:sz="8" w:color="0D6E6E"/>
-              <w:right w:val="single" w:sz="8" w:color="0D6E6E"/>
-            </w:tcBorders>
-          </w:tcPr>
-          <w:p>
-            <w:r/>
-            <w:r>
-              <w:rPr>
-                <w:rFonts w:ascii="Calibri" w:hAnsi="Calibri" w:eastAsia="Calibri"/>
-                <w:b/>
-                <w:i w:val="0"/>
-                <w:color w:val="FFFFFF"/>
-                <w:sz w:val="20"/>
-              </w:rPr>
-              <w:t>Mitigation</w:t>
-            </w:r>
-          </w:p>
-        </w:tc>
-      </w:tr>
-      <w:tr>
-        <w:tc>
-          <w:tcPr>
-            <w:tcW w:type="dxa" w:w="3456"/>
-            <w:tcBorders>
-              <w:top w:val="single" w:sz="8" w:color="D0DCDC"/>
-              <w:left w:val="single" w:sz="8" w:color="D0DCDC"/>
-              <w:bottom w:val="single" w:sz="8" w:color="D0DCDC"/>
-              <w:right w:val="single" w:sz="8" w:color="D0DCDC"/>
-            </w:tcBorders>
-          </w:tcPr>
-          <w:p>
-            <w:r/>
-            <w:r>
-              <w:rPr>
-                <w:rFonts w:ascii="Calibri" w:hAnsi="Calibri" w:eastAsia="Calibri"/>
-                <w:b w:val="0"/>
-                <w:i w:val="0"/>
-                <w:color w:val="1E2F38"/>
-                <w:sz w:val="20"/>
-              </w:rPr>
-              <w:t>Data quality in the field</w:t>
-            </w:r>
-          </w:p>
-        </w:tc>
-        <w:tc>
-          <w:tcPr>
-            <w:tcW w:type="dxa" w:w="5760"/>
-            <w:tcBorders>
-              <w:top w:val="single" w:sz="8" w:color="D0DCDC"/>
-              <w:left w:val="single" w:sz="8" w:color="D0DCDC"/>
-              <w:bottom w:val="single" w:sz="8" w:color="D0DCDC"/>
-              <w:right w:val="single" w:sz="8" w:color="D0DCDC"/>
-            </w:tcBorders>
-          </w:tcPr>
-          <w:p>
-            <w:r/>
-            <w:r>
-              <w:rPr>
-                <w:rFonts w:ascii="Calibri" w:hAnsi="Calibri" w:eastAsia="Calibri"/>
-                <w:b w:val="0"/>
-                <w:i w:val="0"/>
-                <w:color w:val="1E2F38"/>
-                <w:sz w:val="20"/>
-              </w:rPr>
-              <w:t>Structured forms, validation, CHW training and supervision</w:t>
-            </w:r>
-          </w:p>
-        </w:tc>
-      </w:tr>
-      <w:tr>
-        <w:tc>
-          <w:tcPr>
-            <w:tcW w:type="dxa" w:w="3456"/>
-            <w:shd w:fill="F7F5F0"/>
-            <w:tcBorders>
-              <w:top w:val="single" w:sz="8" w:color="D0DCDC"/>
-              <w:left w:val="single" w:sz="8" w:color="D0DCDC"/>
-              <w:bottom w:val="single" w:sz="8" w:color="D0DCDC"/>
-              <w:right w:val="single" w:sz="8" w:color="D0DCDC"/>
-            </w:tcBorders>
-          </w:tcPr>
-          <w:p>
-            <w:r/>
-            <w:r>
-              <w:rPr>
-                <w:rFonts w:ascii="Calibri" w:hAnsi="Calibri" w:eastAsia="Calibri"/>
-                <w:b w:val="0"/>
-                <w:i w:val="0"/>
-                <w:color w:val="1E2F38"/>
-                <w:sz w:val="20"/>
-              </w:rPr>
-              <w:t>Low digital literacy</w:t>
-            </w:r>
-          </w:p>
-        </w:tc>
-        <w:tc>
-          <w:tcPr>
-            <w:tcW w:type="dxa" w:w="5760"/>
-            <w:shd w:fill="F7F5F0"/>
-            <w:tcBorders>
-              <w:top w:val="single" w:sz="8" w:color="D0DCDC"/>
-              <w:left w:val="single" w:sz="8" w:color="D0DCDC"/>
-              <w:bottom w:val="single" w:sz="8" w:color="D0DCDC"/>
-              <w:right w:val="single" w:sz="8" w:color="D0DCDC"/>
-            </w:tcBorders>
-          </w:tcPr>
-          <w:p>
-            <w:r/>
-            <w:r>
-              <w:rPr>
-                <w:rFonts w:ascii="Calibri" w:hAnsi="Calibri" w:eastAsia="Calibri"/>
-                <w:b w:val="0"/>
-                <w:i w:val="0"/>
-                <w:color w:val="1E2F38"/>
-                <w:sz w:val="20"/>
-              </w:rPr>
-              <w:t>Simple offline UX, local-language support, supervised rollout</w:t>
-            </w:r>
-          </w:p>
-        </w:tc>
-      </w:tr>
-      <w:tr>
-        <w:tc>
-          <w:tcPr>
-            <w:tcW w:type="dxa" w:w="3456"/>
-            <w:tcBorders>
-              <w:top w:val="single" w:sz="8" w:color="D0DCDC"/>
-              <w:left w:val="single" w:sz="8" w:color="D0DCDC"/>
-              <w:bottom w:val="single" w:sz="8" w:color="D0DCDC"/>
-              <w:right w:val="single" w:sz="8" w:color="D0DCDC"/>
-            </w:tcBorders>
-          </w:tcPr>
-          <w:p>
-            <w:r/>
-            <w:r>
-              <w:rPr>
-                <w:rFonts w:ascii="Calibri" w:hAnsi="Calibri" w:eastAsia="Calibri"/>
-                <w:b w:val="0"/>
-                <w:i w:val="0"/>
-                <w:color w:val="1E2F38"/>
-                <w:sz w:val="20"/>
-              </w:rPr>
-              <w:t>Privacy and consent</w:t>
-            </w:r>
-          </w:p>
-        </w:tc>
-        <w:tc>
-          <w:tcPr>
-            <w:tcW w:type="dxa" w:w="5760"/>
-            <w:tcBorders>
-              <w:top w:val="single" w:sz="8" w:color="D0DCDC"/>
-              <w:left w:val="single" w:sz="8" w:color="D0DCDC"/>
-              <w:bottom w:val="single" w:sz="8" w:color="D0DCDC"/>
-              <w:right w:val="single" w:sz="8" w:color="D0DCDC"/>
-            </w:tcBorders>
-          </w:tcPr>
-          <w:p>
-            <w:r/>
-            <w:r>
-              <w:rPr>
-                <w:rFonts w:ascii="Calibri" w:hAnsi="Calibri" w:eastAsia="Calibri"/>
-                <w:b w:val="0"/>
-                <w:i w:val="0"/>
-                <w:color w:val="1E2F38"/>
-                <w:sz w:val="20"/>
-              </w:rPr>
-              <w:t>Ethical governance aligned with Uganda data protection rules</w:t>
-            </w:r>
-          </w:p>
-        </w:tc>
-      </w:tr>
-      <w:tr>
-        <w:tc>
-          <w:tcPr>
-            <w:tcW w:type="dxa" w:w="3456"/>
-            <w:shd w:fill="F7F5F0"/>
-            <w:tcBorders>
-              <w:top w:val="single" w:sz="8" w:color="D0DCDC"/>
-              <w:left w:val="single" w:sz="8" w:color="D0DCDC"/>
-              <w:bottom w:val="single" w:sz="8" w:color="D0DCDC"/>
-              <w:right w:val="single" w:sz="8" w:color="D0DCDC"/>
-            </w:tcBorders>
-          </w:tcPr>
-          <w:p>
-            <w:r/>
-            <w:r>
-              <w:rPr>
-                <w:rFonts w:ascii="Calibri" w:hAnsi="Calibri" w:eastAsia="Calibri"/>
-                <w:b w:val="0"/>
-                <w:i w:val="0"/>
-                <w:color w:val="1E2F38"/>
-                <w:sz w:val="20"/>
-              </w:rPr>
-              <w:t>Adoption by partners</w:t>
-            </w:r>
-          </w:p>
-        </w:tc>
-        <w:tc>
-          <w:tcPr>
-            <w:tcW w:type="dxa" w:w="5760"/>
-            <w:shd w:fill="F7F5F0"/>
-            <w:tcBorders>
-              <w:top w:val="single" w:sz="8" w:color="D0DCDC"/>
-              <w:left w:val="single" w:sz="8" w:color="D0DCDC"/>
-              <w:bottom w:val="single" w:sz="8" w:color="D0DCDC"/>
-              <w:right w:val="single" w:sz="8" w:color="D0DCDC"/>
-            </w:tcBorders>
-          </w:tcPr>
-          <w:p>
-            <w:r/>
-            <w:r>
-              <w:rPr>
-                <w:rFonts w:ascii="Calibri" w:hAnsi="Calibri" w:eastAsia="Calibri"/>
-                <w:b w:val="0"/>
-                <w:i w:val="0"/>
-                <w:color w:val="1E2F38"/>
-                <w:sz w:val="20"/>
-              </w:rPr>
-              <w:t>Co-design with CHWs, clinics, and district users from day one</w:t>
-            </w:r>
-          </w:p>
-        </w:tc>
-      </w:tr>
-    </w:tbl>
-    <w:p/>
-    <w:p>
-      <w:pPr>
-        <w:spacing w:before="280" w:after="100"/>
-      </w:pPr>
-      <w:r>
-        <w:rPr>
-          <w:rFonts w:ascii="Calibri" w:hAnsi="Calibri" w:eastAsia="Calibri"/>
-          <w:b/>
-          <w:i w:val="0"/>
-          <w:color w:val="0A1F2E"/>
-          <w:sz w:val="36"/>
-        </w:rPr>
-        <w:t>9. Closing Ask</w:t>
-      </w:r>
-    </w:p>
-    <w:p>
-      <w:pPr>
-        <w:spacing w:before="80" w:after="40"/>
         <w:jc w:val="center"/>
       </w:pPr>
       <w:r>
         <w:drawing>
           <wp:inline xmlns:a="http://schemas.openxmlformats.org/drawingml/2006/main" xmlns:pic="http://schemas.openxmlformats.org/drawingml/2006/picture">
-            <wp:extent cx="4390688" cy="2926080"/>
+            <wp:extent cx="4665106" cy="3108960"/>
             <wp:docPr id="5" name="Picture 5"/>
             <wp:cNvGraphicFramePr>
               <a:graphicFrameLocks noChangeAspect="1"/>
@@ -2215,7 +1285,7 @@
                     <pic:cNvPicPr/>
                   </pic:nvPicPr>
                   <pic:blipFill>
-                    <a:blip r:embed="rId13"/>
+                    <a:blip r:embed="rId12"/>
                     <a:stretch>
                       <a:fillRect/>
                     </a:stretch>
@@ -2223,7 +1293,7 @@
                   <pic:spPr>
                     <a:xfrm>
                       <a:off x="0" y="0"/>
-                      <a:ext cx="4390688" cy="2926080"/>
+                      <a:ext cx="4665106" cy="3108960"/>
                     </a:xfrm>
                     <a:prstGeom prst="rect"/>
                   </pic:spPr>
@@ -2236,7 +1306,7 @@
     </w:p>
     <w:p>
       <w:pPr>
-        <w:spacing w:after="200" w:before="40" w:line="288" w:lineRule="auto"/>
+        <w:spacing w:after="200" w:line="293" w:lineRule="auto"/>
         <w:jc w:val="center"/>
       </w:pPr>
       <w:r>
@@ -2247,44 +1317,12 @@
           <w:color w:val="3A4A54"/>
           <w:sz w:val="18"/>
         </w:rPr>
-        <w:t>From community needs to lasting health impact</w:t>
+        <w:t>District intelligence ready for the right GovTech call</w:t>
       </w:r>
     </w:p>
     <w:p>
       <w:pPr>
-        <w:spacing w:after="160" w:before="0" w:line="288" w:lineRule="auto"/>
-        <w:jc w:val="left"/>
-      </w:pPr>
-      <w:r>
-        <w:rPr>
-          <w:rFonts w:ascii="Calibri" w:hAnsi="Calibri" w:eastAsia="Calibri"/>
-          <w:b w:val="0"/>
-          <w:i w:val="0"/>
-          <w:color w:val="1E2F38"/>
-          <w:sz w:val="22"/>
-        </w:rPr>
-        <w:t>GovTech works when government problems meet operators who already serve people. FairBanks is ready when the right challenge opens.</w:t>
-      </w:r>
-    </w:p>
-    <w:p>
-      <w:pPr>
-        <w:spacing w:after="160" w:before="0" w:line="288" w:lineRule="auto"/>
-        <w:jc w:val="left"/>
-      </w:pPr>
-      <w:r>
-        <w:rPr>
-          <w:rFonts w:ascii="Calibri" w:hAnsi="Calibri" w:eastAsia="Calibri"/>
-          <w:b w:val="0"/>
-          <w:i w:val="0"/>
-          <w:color w:val="1E2F38"/>
-          <w:sz w:val="22"/>
-        </w:rPr>
-        <w:t>We ask to be considered for matching health and Africa digital-government challenges as they appear.</w:t>
-      </w:r>
-    </w:p>
-    <w:p>
-      <w:pPr>
-        <w:spacing w:after="160" w:before="160" w:line="288" w:lineRule="auto"/>
+        <w:spacing w:after="160" w:line="293" w:lineRule="auto"/>
         <w:jc w:val="center"/>
       </w:pPr>
       <w:r>
@@ -2300,7 +1338,7 @@
     </w:p>
     <w:p>
       <w:pPr>
-        <w:spacing w:after="160" w:before="160" w:line="288" w:lineRule="auto"/>
+        <w:spacing w:after="160" w:line="293" w:lineRule="auto"/>
         <w:jc w:val="center"/>
       </w:pPr>
       <w:r>
@@ -2311,7 +1349,7 @@
           <w:color w:val="3A4A54"/>
           <w:sz w:val="16"/>
         </w:rPr>
-        <w:t>Aligned with: https://opportunitiesforyouth.org/2026/07/10/world-bank-govtech-innovation-challenge-2026-global-call-for-proposals-to-build-digital-solutions-for-governments/</w:t>
+        <w:t>Source: https://opportunitiesforyouth.org/2026/07/10/world-bank-govtech-innovation-challenge-2026-global-call-for-proposals-to-build-digital-solutions-for-governments/</w:t>
       </w:r>
     </w:p>
     <w:sectPr>

--- a/applications/govtech/documents/govtech_word.docx
+++ b/applications/govtech/documents/govtech_word.docx
@@ -46,6 +46,22 @@
           <w:i/>
           <w:color w:val="C45C26"/>
           <w:sz w:val="26"/>
+        </w:rPr>
+        <w:t>FairBanks Community Health Intelligence Platform (FCHIP)</w:t>
+      </w:r>
+    </w:p>
+    <w:p>
+      <w:pPr>
+        <w:spacing w:after="80" w:line="293" w:lineRule="auto"/>
+        <w:jc w:val="center"/>
+      </w:pPr>
+      <w:r>
+        <w:rPr>
+          <w:rFonts w:ascii="Calibri" w:hAnsi="Calibri" w:eastAsia="Calibri"/>
+          <w:b w:val="0"/>
+          <w:i/>
+          <w:color w:val="3A4A54"/>
+          <w:sz w:val="24"/>
         </w:rPr>
         <w:t>Monitoring for matching challenges · ready PoC partner when health calls open</w:t>
       </w:r>
